--- a/cf/jm/u/files/u024.docx
+++ b/cf/jm/u/files/u024.docx
@@ -20,7 +20,7 @@
     </w:p>
     <w:p>
       <w:r>
-        <w:t>請針對每個題目，把答案填在「回答：」後面（越具體越好）；填好後請放回您的部門資料夾即可，不需回信。</w:t>
+        <w:t>這份問卷是想更了解您的實際作業，好把您的 AI 助理做得更貼近需求。第一部分請把答案填在「回答：」後面（越具體越好）；第二部分只是先讓您了解，之後用的時候再一起調整，不用現在填。填好後放回您的部門資料夾即可，不需回信。</w:t>
       </w:r>
     </w:p>
     <w:p>
@@ -32,8 +32,16 @@
       </w:r>
     </w:p>
     <w:p>
+      <w:pPr>
+        <w:pStyle w:val="Heading2"/>
+      </w:pPr>
       <w:r>
-        <w:t>1. 請購單從 SAP 開立後，你要核對哪些項目——料號、數量、單價是否與議定單價一致？</w:t>
+        <w:t>一、請您提供或確認的事情</w:t>
+      </w:r>
+    </w:p>
+    <w:p>
+      <w:r>
+        <w:t>1. 你的流程是「詢比議價後→確認單價→拋轉採購單→跟催物料進廠」，要 AI 幫的是哪幾段？先講清楚重點卡在哪。</w:t>
       </w:r>
     </w:p>
     <w:p>
@@ -43,7 +51,7 @@
     </w:p>
     <w:p>
       <w:r>
-        <w:t>2. 議定單價清單怎麼維護（含效期）？請購時效期已過的要怎麼標示、要不要重議？</w:t>
+        <w:t>2. 請購單從 SAP 開立後，要核對它和「已經談好的單價」是否一致，這份議定單價清單（含有效期限）給我。</w:t>
       </w:r>
     </w:p>
     <w:p>
@@ -53,7 +61,7 @@
     </w:p>
     <w:p>
       <w:r>
-        <w:t>3. 什麼條件下請購單可直接拋轉採購單（單價相符/在效期內），什麼情況要卡下來人工處理？</w:t>
+        <w:t>3. 「可以拋轉採購單」的正式條件是什麼？（料號、數量、單價齊全，還要不要含核決層級、預算檢查）</w:t>
       </w:r>
     </w:p>
     <w:p>
@@ -63,7 +71,7 @@
     </w:p>
     <w:p>
       <w:r>
-        <w:t>4. 跟催物料入廠是看採購/交貨明細嗎？逾期入廠怎麼判定、追蹤到哪個狀態算結案？</w:t>
+        <w:t>4. 議價有效期限要怎麼判？過期的要怎麼標記提醒（要重議、不能直接拋轉）？</w:t>
       </w:r>
     </w:p>
     <w:p>
@@ -73,7 +81,7 @@
     </w:p>
     <w:p>
       <w:r>
-        <w:t>5. 核對完的 Excel 表要放公用槽，欄位固定嗎？要含料號、議定單價、核對結果、入廠狀態嗎？</w:t>
+        <w:t>5. 跟催進廠是要看已交／未交、逾期幾天嗎？逾期怎麼算、要不要催貨？</w:t>
       </w:r>
     </w:p>
     <w:p>
@@ -83,12 +91,45 @@
     </w:p>
     <w:p>
       <w:r>
-        <w:t>6. SAP 匯出的請購/採購/交貨資料能穩定取得嗎？欄位一致、可對應嗎？</w:t>
+        <w:t>6. 核對完的 Excel 表要存到公用槽哪個位置？固定版型欄位有哪些？</w:t>
       </w:r>
     </w:p>
     <w:p>
       <w:r>
         <w:t>回答：</w:t>
+      </w:r>
+    </w:p>
+    <w:p>
+      <w:pPr>
+        <w:pStyle w:val="Heading2"/>
+      </w:pPr>
+      <w:r>
+        <w:t>二、要用了之後、跟 AI 一起調整的事情（先了解即可，不用現在填）</w:t>
+      </w:r>
+    </w:p>
+    <w:p>
+      <w:r>
+        <w:t>• 上線先拿真實請購單和單價清單試跑，核對它比單價、判有效期、標可否拋轉對不對，錯的回饋讓它修。</w:t>
+      </w:r>
+    </w:p>
+    <w:p>
+      <w:r>
+        <w:t>• 它只幫你檢查「條件齊不齊」，實際拋轉採購單、核價、催貨都還是你在 SAP 上操作，它不會代做。</w:t>
+      </w:r>
+    </w:p>
+    <w:p>
+      <w:r>
+        <w:t>• 議價效期是關鍵，若它把過期的判成可拋轉，一定要糾正，這欄要求 100% 正確。</w:t>
+      </w:r>
+    </w:p>
+    <w:p>
+      <w:r>
+        <w:t>• 覺得核對表的欄位或跟催清單的呈現要調，直接說，它會照你習慣改。</w:t>
+      </w:r>
+    </w:p>
+    <w:p>
+      <w:r>
+        <w:t>• 用久了把常見的例外情況（部分交貨、特殊料）持續回饋，讓它判得更準。</w:t>
       </w:r>
     </w:p>
     <w:p/>
